--- a/_implementation-notes/FotH Pilot Evening Series Outline DRAFT v1.docx
+++ b/_implementation-notes/FotH Pilot Evening Series Outline DRAFT v1.docx
@@ -1010,7 +1010,7 @@
         <w:pStyle w:val="Heading2"/>
       </w:pPr>
       <w:r>
-        <w:t xml:space="preserve">6. The calendar ladder (Mon/Tue of each meeting week)</w:t>
+        <w:t xml:space="preserve">6. The calendar ladder (Tuesdays, every other week)</w:t>
       </w:r>
     </w:p>
     <w:tbl>
@@ -1046,7 +1046,7 @@
               <w:pStyle w:val="Compact"/>
             </w:pPr>
             <w:r>
-              <w:t xml:space="preserve">Week of</w:t>
+              <w:t xml:space="preserve">Date</w:t>
             </w:r>
           </w:p>
         </w:tc>
@@ -1081,7 +1081,7 @@
               <w:pStyle w:val="Compact"/>
             </w:pPr>
             <w:r>
-              <w:t xml:space="preserve">Sep 14</w:t>
+              <w:t xml:space="preserve">Sep 15</w:t>
             </w:r>
           </w:p>
         </w:tc>
@@ -1116,7 +1116,7 @@
               <w:pStyle w:val="Compact"/>
             </w:pPr>
             <w:r>
-              <w:t xml:space="preserve">Sep 28</w:t>
+              <w:t xml:space="preserve">Sep 29</w:t>
             </w:r>
           </w:p>
         </w:tc>
@@ -1148,7 +1148,7 @@
               <w:pStyle w:val="Compact"/>
             </w:pPr>
             <w:r>
-              <w:t xml:space="preserve">Oct 12</w:t>
+              <w:t xml:space="preserve">Oct 13</w:t>
             </w:r>
           </w:p>
         </w:tc>
@@ -1180,7 +1180,7 @@
               <w:pStyle w:val="Compact"/>
             </w:pPr>
             <w:r>
-              <w:t xml:space="preserve">Oct 26</w:t>
+              <w:t xml:space="preserve">Oct 27</w:t>
             </w:r>
           </w:p>
         </w:tc>
@@ -1212,7 +1212,7 @@
               <w:pStyle w:val="Compact"/>
             </w:pPr>
             <w:r>
-              <w:t xml:space="preserve">Nov 9</w:t>
+              <w:t xml:space="preserve">Nov 10</w:t>
             </w:r>
           </w:p>
         </w:tc>
@@ -1244,7 +1244,7 @@
               <w:pStyle w:val="Compact"/>
             </w:pPr>
             <w:r>
-              <w:t xml:space="preserve">Nov 23</w:t>
+              <w:t xml:space="preserve">Nov 24</w:t>
             </w:r>
           </w:p>
         </w:tc>
@@ -1279,7 +1279,7 @@
               <w:pStyle w:val="Compact"/>
             </w:pPr>
             <w:r>
-              <w:t xml:space="preserve">Dec 7</w:t>
+              <w:t xml:space="preserve">Dec 8</w:t>
             </w:r>
           </w:p>
         </w:tc>
@@ -1311,7 +1311,7 @@
               <w:pStyle w:val="Compact"/>
             </w:pPr>
             <w:r>
-              <w:t xml:space="preserve">Dec 21</w:t>
+              <w:t xml:space="preserve">Dec 22</w:t>
             </w:r>
           </w:p>
         </w:tc>
@@ -1346,7 +1346,7 @@
               <w:pStyle w:val="Compact"/>
             </w:pPr>
             <w:r>
-              <w:t xml:space="preserve">Jan 4</w:t>
+              <w:t xml:space="preserve">Jan 5</w:t>
             </w:r>
           </w:p>
         </w:tc>
@@ -1378,7 +1378,7 @@
               <w:pStyle w:val="Compact"/>
             </w:pPr>
             <w:r>
-              <w:t xml:space="preserve">Jan 18</w:t>
+              <w:t xml:space="preserve">Jan 19</w:t>
             </w:r>
           </w:p>
         </w:tc>
